--- a/[王梓健][2024150200]AI协作日志W8.docx
+++ b/[王梓健][2024150200]AI协作日志W8.docx
@@ -2464,7 +2464,7 @@
         </w:rPr>
         <w:drawing>
           <wp:inline xmlns:a="http://schemas.openxmlformats.org/drawingml/2006/main" xmlns:pic="http://schemas.openxmlformats.org/drawingml/2006/picture">
-            <wp:extent cx="5220000" cy="1254808"/>
+            <wp:extent cx="5220000" cy="1453830"/>
             <wp:docPr id="1" name="Picture 1"/>
             <wp:cNvGraphicFramePr>
               <a:graphicFrameLocks noChangeAspect="1"/>
@@ -2485,7 +2485,7 @@
                   <pic:spPr>
                     <a:xfrm>
                       <a:off x="0" y="0"/>
-                      <a:ext cx="5220000" cy="1254808"/>
+                      <a:ext cx="5220000" cy="1453830"/>
                     </a:xfrm>
                     <a:prstGeom prst="rect"/>
                   </pic:spPr>
@@ -2523,7 +2523,7 @@
         </w:rPr>
         <w:drawing>
           <wp:inline xmlns:a="http://schemas.openxmlformats.org/drawingml/2006/main" xmlns:pic="http://schemas.openxmlformats.org/drawingml/2006/picture">
-            <wp:extent cx="5220000" cy="1254808"/>
+            <wp:extent cx="5220000" cy="1441297"/>
             <wp:docPr id="2" name="Picture 2"/>
             <wp:cNvGraphicFramePr>
               <a:graphicFrameLocks noChangeAspect="1"/>
@@ -2544,7 +2544,7 @@
                   <pic:spPr>
                     <a:xfrm>
                       <a:off x="0" y="0"/>
-                      <a:ext cx="5220000" cy="1254808"/>
+                      <a:ext cx="5220000" cy="1441297"/>
                     </a:xfrm>
                     <a:prstGeom prst="rect"/>
                   </pic:spPr>
